--- a/output/season-report.docx
+++ b/output/season-report.docx
@@ -2,6 +2,147 @@
 <file path=word/document.xml><?xml version="1.0" encoding="utf-8"?>
 <w:document xmlns:w="http://schemas.openxmlformats.org/wordprocessingml/2006/main">
   <w:body>
+    <w:p>
+      <w:pPr>
+        <w:jc w:val="center"/>
+      </w:pPr>
+      <w:r>
+        <w:rPr>
+          <w:b w:val="on"/>
+          <w:sz w:val="36"/>
+        </w:rPr>
+        <w:t>REKOLT Planters' Cooperative - Season Payment Report</w:t>
+      </w:r>
+    </w:p>
+    <w:p>
+      <w:pPr>
+        <w:jc w:val="center"/>
+      </w:pPr>
+      <w:r>
+        <w:rPr>
+          <w:i w:val="on"/>
+          <w:sz w:val="22"/>
+        </w:rPr>
+        <w:t>Payment statement for each member who delivered produce this season, followed by the season total.</w:t>
+      </w:r>
+    </w:p>
+    <w:p>
+      <w:pPr>
+        <w:pageBreakBefore w:val="on"/>
+      </w:pPr>
+    </w:p>
+    <w:p>
+      <w:r>
+        <w:rPr>
+          <w:b w:val="on"/>
+          <w:sz w:val="28"/>
+        </w:rPr>
+        <w:t>Member M-0042 - JISA</w:t>
+      </w:r>
+    </w:p>
+    <w:tbl>
+      <w:tblPr>
+        <w:tblW w:w="0" w:type="auto"/>
+        <w:tblBorders>
+          <w:top w:val="single"/>
+          <w:left w:val="single"/>
+          <w:bottom w:val="single"/>
+          <w:right w:val="single"/>
+          <w:insideH w:val="single"/>
+          <w:insideV w:val="single"/>
+        </w:tblBorders>
+      </w:tblPr>
+      <w:tr>
+        <w:tc>
+          <w:p>
+            <w:r>
+              <w:t>Produce</w:t>
+            </w:r>
+          </w:p>
+        </w:tc>
+        <w:tc>
+          <w:p>
+            <w:r>
+              <w:t>Mass (kg)</w:t>
+            </w:r>
+          </w:p>
+        </w:tc>
+        <w:tc>
+          <w:p>
+            <w:r>
+              <w:t>Grade</w:t>
+            </w:r>
+          </w:p>
+        </w:tc>
+        <w:tc>
+          <w:p>
+            <w:r>
+              <w:t>Week</w:t>
+            </w:r>
+          </w:p>
+        </w:tc>
+        <w:tc>
+          <w:p>
+            <w:r>
+              <w:t>Net Payable (MUR)</w:t>
+            </w:r>
+          </w:p>
+        </w:tc>
+      </w:tr>
+      <w:tr>
+        <w:tc>
+          <w:p>
+            <w:r>
+              <w:t>MZE</w:t>
+            </w:r>
+          </w:p>
+        </w:tc>
+        <w:tc>
+          <w:p>
+            <w:r>
+              <w:t>788.0</w:t>
+            </w:r>
+          </w:p>
+        </w:tc>
+        <w:tc>
+          <w:p>
+            <w:r>
+              <w:t>A</w:t>
+            </w:r>
+          </w:p>
+        </w:tc>
+        <w:tc>
+          <w:p>
+            <w:r>
+              <w:t>1</w:t>
+            </w:r>
+          </w:p>
+        </w:tc>
+        <w:tc>
+          <w:p>
+            <w:r>
+              <w:t>24250.70</w:t>
+            </w:r>
+          </w:p>
+        </w:tc>
+      </w:tr>
+    </w:tbl>
+    <w:p>
+      <w:r>
+        <w:rPr>
+          <w:b w:val="on"/>
+        </w:rPr>
+        <w:t>NET PAYABLE: 24250.70 MUR</w:t>
+      </w:r>
+    </w:p>
+    <w:p>
+      <w:pPr>
+        <w:spacing w:before="400"/>
+      </w:pPr>
+      <w:r>
+        <w:t>Signature: ____________________________</w:t>
+      </w:r>
+    </w:p>
     <w:p>
       <w:pPr>
         <w:pageBreakBefore w:val="on"/>
@@ -21,7 +162,7 @@
         <w:rPr>
           <w:b w:val="on"/>
         </w:rPr>
-        <w:t>SEASON TOTAL: 0.00 MUR across 0 members</w:t>
+        <w:t>SEASON TOTAL: 24250.70 MUR across 1 members</w:t>
       </w:r>
     </w:p>
   </w:body>
